--- a/MF0964_3 Desarrollo de elementos software para gestión de/SISTEMAS INFORMATICOS/POWERSHELL/integrar powershell con java usando processbuilder.docx
+++ b/MF0964_3 Desarrollo de elementos software para gestión de/SISTEMAS INFORMATICOS/POWERSHELL/integrar powershell con java usando processbuilder.docx
@@ -55,6 +55,7 @@
         <w:t xml:space="preserve"> pb = new </w:t>
       </w:r>
       <w:proofErr w:type="spellStart"/>
+      <w:proofErr w:type="gramStart"/>
       <w:r>
         <w:rPr>
           <w:rFonts w:ascii="Consolas" w:hAnsi="Consolas"/>
@@ -72,6 +73,7 @@
         </w:rPr>
         <w:t>(</w:t>
       </w:r>
+      <w:proofErr w:type="gramEnd"/>
       <w:r>
         <w:rPr>
           <w:rFonts w:ascii="Consolas" w:hAnsi="Consolas"/>
@@ -124,6 +126,7 @@
         <w:t xml:space="preserve">Process p = </w:t>
       </w:r>
       <w:proofErr w:type="spellStart"/>
+      <w:proofErr w:type="gramStart"/>
       <w:r>
         <w:rPr>
           <w:lang w:val="en-GB"/>
@@ -131,17 +134,26 @@
         <w:t>pb.start</w:t>
       </w:r>
       <w:proofErr w:type="spellEnd"/>
-      <w:r>
-        <w:rPr>
-          <w:lang w:val="en-GB"/>
-        </w:rPr>
-        <w:t>();</w:t>
-      </w:r>
+      <w:proofErr w:type="gramEnd"/>
+      <w:r>
+        <w:rPr>
+          <w:lang w:val="en-GB"/>
+        </w:rPr>
+        <w:t>(</w:t>
+      </w:r>
+      <w:proofErr w:type="gramStart"/>
+      <w:r>
+        <w:rPr>
+          <w:lang w:val="en-GB"/>
+        </w:rPr>
+        <w:t>);</w:t>
+      </w:r>
+      <w:proofErr w:type="gramEnd"/>
     </w:p>
     <w:p>
       <w:r>
         <w:pict w14:anchorId="26385B5D">
-          <v:rect id="_x0000_i1074" style="width:0;height:1.5pt" o:hralign="center" o:hrstd="t" o:hr="t" fillcolor="#a0a0a0" stroked="f"/>
+          <v:rect id="_x0000_i1025" style="width:0;height:1.5pt" o:hralign="center" o:hrstd="t" o:hr="t" fillcolor="#a0a0a0" stroked="f"/>
         </w:pict>
       </w:r>
     </w:p>
@@ -150,6 +162,7 @@
         <w:rPr>
           <w:b/>
           <w:bCs/>
+          <w:lang w:val="en-GB"/>
         </w:rPr>
       </w:pPr>
       <w:r>
@@ -157,6 +170,7 @@
           <w:rFonts w:ascii="Segoe UI Emoji" w:hAnsi="Segoe UI Emoji" w:cs="Segoe UI Emoji"/>
           <w:b/>
           <w:bCs/>
+          <w:lang w:val="en-GB"/>
         </w:rPr>
         <w:t>✅</w:t>
       </w:r>
@@ -164,15 +178,9 @@
         <w:rPr>
           <w:b/>
           <w:bCs/>
-        </w:rPr>
-        <w:t xml:space="preserve"> </w:t>
-      </w:r>
-      <w:r>
-        <w:rPr>
-          <w:b/>
-          <w:bCs/>
-        </w:rPr>
-        <w:t>Ejercicio 1:</w:t>
+          <w:lang w:val="en-GB"/>
+        </w:rPr>
+        <w:t xml:space="preserve"> Ejercicio 1:</w:t>
       </w:r>
     </w:p>
     <w:p>
@@ -729,7 +737,7 @@
       <w:r>
         <w:lastRenderedPageBreak/>
         <w:pict w14:anchorId="5B15C66A">
-          <v:rect id="_x0000_i1075" style="width:0;height:1.5pt" o:hralign="center" o:hrstd="t" o:hr="t" fillcolor="#a0a0a0" stroked="f"/>
+          <v:rect id="_x0000_i1026" style="width:0;height:1.5pt" o:hralign="center" o:hrstd="t" o:hr="t" fillcolor="#a0a0a0" stroked="f"/>
         </w:pict>
       </w:r>
     </w:p>
@@ -738,6 +746,7 @@
         <w:rPr>
           <w:b/>
           <w:bCs/>
+          <w:lang w:val="en-GB"/>
         </w:rPr>
       </w:pPr>
       <w:r>
@@ -745,6 +754,7 @@
           <w:rFonts w:ascii="Segoe UI Emoji" w:hAnsi="Segoe UI Emoji" w:cs="Segoe UI Emoji"/>
           <w:b/>
           <w:bCs/>
+          <w:lang w:val="en-GB"/>
         </w:rPr>
         <w:t>✅</w:t>
       </w:r>
@@ -752,15 +762,9 @@
         <w:rPr>
           <w:b/>
           <w:bCs/>
-        </w:rPr>
-        <w:t xml:space="preserve"> </w:t>
-      </w:r>
-      <w:r>
-        <w:rPr>
-          <w:b/>
-          <w:bCs/>
-        </w:rPr>
-        <w:t>Ejercicio 2</w:t>
+          <w:lang w:val="en-GB"/>
+        </w:rPr>
+        <w:t xml:space="preserve"> Ejercicio 2</w:t>
       </w:r>
     </w:p>
     <w:p>
@@ -819,6 +823,7 @@
         <w:t xml:space="preserve"> pb = new </w:t>
       </w:r>
       <w:proofErr w:type="spellStart"/>
+      <w:proofErr w:type="gramStart"/>
       <w:r>
         <w:rPr>
           <w:lang w:val="en-GB"/>
@@ -832,6 +837,7 @@
         </w:rPr>
         <w:t>(</w:t>
       </w:r>
+      <w:proofErr w:type="gramEnd"/>
       <w:r>
         <w:rPr>
           <w:lang w:val="en-GB"/>
@@ -872,13 +878,20 @@
           <w:lang w:val="en-GB"/>
         </w:rPr>
         <w:br/>
+      </w:r>
+      <w:proofErr w:type="gramStart"/>
+      <w:r>
+        <w:rPr>
+          <w:lang w:val="en-GB"/>
+        </w:rPr>
         <w:t>);</w:t>
       </w:r>
+      <w:proofErr w:type="gramEnd"/>
     </w:p>
     <w:p>
       <w:r>
         <w:pict w14:anchorId="6D69C338">
-          <v:rect id="_x0000_i1076" style="width:0;height:1.5pt" o:hralign="center" o:hrstd="t" o:hr="t" fillcolor="#a0a0a0" stroked="f"/>
+          <v:rect id="_x0000_i1027" style="width:0;height:1.5pt" o:hralign="center" o:hrstd="t" o:hr="t" fillcolor="#a0a0a0" stroked="f"/>
         </w:pict>
       </w:r>
     </w:p>
@@ -965,6 +978,7 @@
         <w:t xml:space="preserve"> pb = new </w:t>
       </w:r>
       <w:proofErr w:type="spellStart"/>
+      <w:proofErr w:type="gramStart"/>
       <w:r>
         <w:rPr>
           <w:lang w:val="en-GB"/>
@@ -978,6 +992,7 @@
         </w:rPr>
         <w:t>(</w:t>
       </w:r>
+      <w:proofErr w:type="gramEnd"/>
       <w:r>
         <w:rPr>
           <w:lang w:val="en-GB"/>
@@ -1025,8 +1040,15 @@
           <w:lang w:val="en-GB"/>
         </w:rPr>
         <w:br/>
+      </w:r>
+      <w:proofErr w:type="gramStart"/>
+      <w:r>
+        <w:rPr>
+          <w:lang w:val="en-GB"/>
+        </w:rPr>
         <w:t>);</w:t>
       </w:r>
+      <w:proofErr w:type="gramEnd"/>
     </w:p>
     <w:p>
       <w:r>
@@ -1044,13 +1066,18 @@
       </w:r>
       <w:proofErr w:type="spellEnd"/>
       <w:r>
-        <w:t xml:space="preserve"> Bypass</w:t>
-      </w:r>
+        <w:t xml:space="preserve"> </w:t>
+      </w:r>
+      <w:proofErr w:type="gramStart"/>
+      <w:r>
+        <w:t>Bypass</w:t>
+      </w:r>
+      <w:proofErr w:type="gramEnd"/>
     </w:p>
     <w:p>
       <w:r>
         <w:pict w14:anchorId="0D733F12">
-          <v:rect id="_x0000_i1077" style="width:0;height:1.5pt" o:hralign="center" o:hrstd="t" o:hr="t" fillcolor="#a0a0a0" stroked="f"/>
+          <v:rect id="_x0000_i1028" style="width:0;height:1.5pt" o:hralign="center" o:hrstd="t" o:hr="t" fillcolor="#a0a0a0" stroked="f"/>
         </w:pict>
       </w:r>
     </w:p>
@@ -1106,6 +1133,7 @@
         <w:t xml:space="preserve"> pb = new </w:t>
       </w:r>
       <w:proofErr w:type="spellStart"/>
+      <w:proofErr w:type="gramStart"/>
       <w:r>
         <w:rPr>
           <w:lang w:val="en-GB"/>
@@ -1119,6 +1147,7 @@
         </w:rPr>
         <w:t>(</w:t>
       </w:r>
+      <w:proofErr w:type="gramEnd"/>
       <w:r>
         <w:rPr>
           <w:lang w:val="en-GB"/>
@@ -1175,6 +1204,7 @@
         <w:t xml:space="preserve"> = </w:t>
       </w:r>
       <w:proofErr w:type="spellStart"/>
+      <w:proofErr w:type="gramStart"/>
       <w:r>
         <w:rPr>
           <w:lang w:val="en-GB"/>
@@ -1182,6 +1212,7 @@
         <w:t>pb.start</w:t>
       </w:r>
       <w:proofErr w:type="spellEnd"/>
+      <w:proofErr w:type="gramEnd"/>
       <w:r>
         <w:rPr>
           <w:lang w:val="en-GB"/>
@@ -1201,6 +1232,7 @@
         <w:br/>
       </w:r>
       <w:proofErr w:type="spellStart"/>
+      <w:proofErr w:type="gramStart"/>
       <w:r>
         <w:rPr>
           <w:lang w:val="en-GB"/>
@@ -1208,18 +1240,54 @@
         <w:t>process.waitFor</w:t>
       </w:r>
       <w:proofErr w:type="spellEnd"/>
-      <w:r>
-        <w:rPr>
-          <w:lang w:val="en-GB"/>
-        </w:rPr>
-        <w:t>();</w:t>
-      </w:r>
+      <w:proofErr w:type="gramEnd"/>
+      <w:r>
+        <w:rPr>
+          <w:lang w:val="en-GB"/>
+        </w:rPr>
+        <w:t>(</w:t>
+      </w:r>
+      <w:proofErr w:type="gramStart"/>
+      <w:r>
+        <w:rPr>
+          <w:lang w:val="en-GB"/>
+        </w:rPr>
+        <w:t>);</w:t>
+      </w:r>
+      <w:proofErr w:type="gramEnd"/>
     </w:p>
     <w:p>
       <w:r>
         <w:pict w14:anchorId="60ABDA66">
-          <v:rect id="_x0000_i1079" style="width:0;height:1.5pt" o:hralign="center" o:hrstd="t" o:hr="t" fillcolor="#a0a0a0" stroked="f"/>
+          <v:rect id="_x0000_i1029" style="width:0;height:1.5pt" o:hralign="center" o:hrstd="t" o:hr="t" fillcolor="#a0a0a0" stroked="f"/>
         </w:pict>
+      </w:r>
+    </w:p>
+    <w:p>
+      <w:r>
+        <w:rPr>
+          <w:rFonts w:ascii="Segoe UI Emoji" w:hAnsi="Segoe UI Emoji" w:cs="Segoe UI Emoji"/>
+          <w:b/>
+          <w:bCs/>
+        </w:rPr>
+        <w:t>🧠</w:t>
+      </w:r>
+      <w:r>
+        <w:rPr>
+          <w:b/>
+          <w:bCs/>
+        </w:rPr>
+        <w:t xml:space="preserve"> </w:t>
+      </w:r>
+      <w:r>
+        <w:rPr>
+          <w:b/>
+          <w:bCs/>
+        </w:rPr>
+        <w:t xml:space="preserve">Ejercicio 5:  </w:t>
+      </w:r>
+      <w:r>
+        <w:t>Apagar el equipo:</w:t>
       </w:r>
     </w:p>
     <w:p>
@@ -1228,62 +1296,119 @@
           <w:lang w:val="en-GB"/>
         </w:rPr>
       </w:pPr>
+      <w:proofErr w:type="spellStart"/>
+      <w:r>
+        <w:rPr>
+          <w:lang w:val="en-GB"/>
+        </w:rPr>
+        <w:t>ProcessBuilder</w:t>
+      </w:r>
+      <w:proofErr w:type="spellEnd"/>
+      <w:r>
+        <w:rPr>
+          <w:lang w:val="en-GB"/>
+        </w:rPr>
+        <w:t xml:space="preserve"> pb = new </w:t>
+      </w:r>
+      <w:proofErr w:type="spellStart"/>
+      <w:proofErr w:type="gramStart"/>
+      <w:r>
+        <w:rPr>
+          <w:lang w:val="en-GB"/>
+        </w:rPr>
+        <w:t>ProcessBuilder</w:t>
+      </w:r>
+      <w:proofErr w:type="spellEnd"/>
+      <w:r>
+        <w:rPr>
+          <w:lang w:val="en-GB"/>
+        </w:rPr>
+        <w:t>(</w:t>
+      </w:r>
+      <w:proofErr w:type="gramEnd"/>
+      <w:r>
+        <w:rPr>
+          <w:lang w:val="en-GB"/>
+        </w:rPr>
+        <w:br/>
+        <w:t xml:space="preserve">        "powershell.exe",</w:t>
+      </w:r>
+      <w:r>
+        <w:rPr>
+          <w:lang w:val="en-GB"/>
+        </w:rPr>
+        <w:br/>
+        <w:t xml:space="preserve">        "-Command",</w:t>
+      </w:r>
+      <w:r>
+        <w:rPr>
+          <w:lang w:val="en-GB"/>
+        </w:rPr>
+        <w:br/>
+      </w:r>
+      <w:r>
+        <w:rPr>
+          <w:lang w:val="en-GB"/>
+        </w:rPr>
+        <w:lastRenderedPageBreak/>
+        <w:t xml:space="preserve">        "Stop-Computer"</w:t>
+      </w:r>
+      <w:r>
+        <w:rPr>
+          <w:lang w:val="en-GB"/>
+        </w:rPr>
+        <w:br/>
+      </w:r>
+      <w:proofErr w:type="gramStart"/>
+      <w:r>
+        <w:rPr>
+          <w:lang w:val="en-GB"/>
+        </w:rPr>
+        <w:t>);</w:t>
+      </w:r>
+      <w:proofErr w:type="gramEnd"/>
+    </w:p>
+    <w:p>
+      <w:r>
+        <w:pict w14:anchorId="3BE652A5">
+          <v:rect id="_x0000_i1030" style="width:0;height:1.5pt" o:hralign="center" o:hrstd="t" o:hr="t" fillcolor="#a0a0a0" stroked="f"/>
+        </w:pict>
+      </w:r>
+    </w:p>
+    <w:p>
+      <w:pPr>
+        <w:rPr>
+          <w:lang w:val="en-GB"/>
+        </w:rPr>
+      </w:pPr>
       <w:r>
         <w:rPr>
           <w:rFonts w:ascii="Segoe UI Emoji" w:hAnsi="Segoe UI Emoji" w:cs="Segoe UI Emoji"/>
           <w:b/>
           <w:bCs/>
         </w:rPr>
-        <w:t>🧠</w:t>
+        <w:t>🚀</w:t>
       </w:r>
       <w:r>
         <w:rPr>
           <w:b/>
           <w:bCs/>
-        </w:rPr>
-        <w:t xml:space="preserve"> </w:t>
-      </w:r>
-      <w:r>
-        <w:rPr>
-          <w:b/>
-          <w:bCs/>
-        </w:rPr>
-        <w:t xml:space="preserve">Ejercicio 5:  </w:t>
-      </w:r>
-      <w:proofErr w:type="spellStart"/>
-      <w:r>
-        <w:rPr>
-          <w:lang w:val="en-GB"/>
-        </w:rPr>
-        <w:t>Apagar</w:t>
-      </w:r>
-      <w:proofErr w:type="spellEnd"/>
-      <w:r>
-        <w:rPr>
-          <w:lang w:val="en-GB"/>
-        </w:rPr>
-        <w:t xml:space="preserve"> </w:t>
-      </w:r>
-      <w:proofErr w:type="spellStart"/>
-      <w:r>
-        <w:rPr>
-          <w:lang w:val="en-GB"/>
-        </w:rPr>
-        <w:t>el</w:t>
-      </w:r>
-      <w:proofErr w:type="spellEnd"/>
-      <w:r>
-        <w:rPr>
-          <w:lang w:val="en-GB"/>
-        </w:rPr>
-        <w:t xml:space="preserve"> </w:t>
-      </w:r>
-      <w:proofErr w:type="spellStart"/>
-      <w:r>
-        <w:rPr>
-          <w:lang w:val="en-GB"/>
-        </w:rPr>
-        <w:t>equipo</w:t>
+          <w:lang w:val="en-GB"/>
+        </w:rPr>
+        <w:t xml:space="preserve"> Ejercicio 6 — </w:t>
+      </w:r>
+      <w:r>
+        <w:rPr>
+          <w:lang w:val="en-GB"/>
+        </w:rPr>
+        <w:t xml:space="preserve">Crear </w:t>
+      </w:r>
+      <w:proofErr w:type="spellStart"/>
+      <w:r>
+        <w:rPr>
+          <w:lang w:val="en-GB"/>
+        </w:rPr>
+        <w:t>usuario</w:t>
       </w:r>
       <w:proofErr w:type="spellEnd"/>
       <w:r>
@@ -1314,6 +1439,7 @@
         <w:t xml:space="preserve"> pb = new </w:t>
       </w:r>
       <w:proofErr w:type="spellStart"/>
+      <w:proofErr w:type="gramStart"/>
       <w:r>
         <w:rPr>
           <w:lang w:val="en-GB"/>
@@ -1327,6 +1453,7 @@
         </w:rPr>
         <w:t>(</w:t>
       </w:r>
+      <w:proofErr w:type="gramEnd"/>
       <w:r>
         <w:rPr>
           <w:lang w:val="en-GB"/>
@@ -1346,189 +1473,64 @@
           <w:lang w:val="en-GB"/>
         </w:rPr>
         <w:br/>
-      </w:r>
-      <w:r>
-        <w:rPr>
-          <w:lang w:val="en-GB"/>
-        </w:rPr>
-        <w:lastRenderedPageBreak/>
-        <w:t xml:space="preserve">        "Stop-Computer"</w:t>
-      </w:r>
-      <w:r>
-        <w:rPr>
-          <w:lang w:val="en-GB"/>
-        </w:rPr>
-        <w:br/>
+        <w:t xml:space="preserve">        "New-</w:t>
+      </w:r>
+      <w:proofErr w:type="spellStart"/>
+      <w:r>
+        <w:rPr>
+          <w:lang w:val="en-GB"/>
+        </w:rPr>
+        <w:t>LocalUser</w:t>
+      </w:r>
+      <w:proofErr w:type="spellEnd"/>
+      <w:r>
+        <w:rPr>
+          <w:lang w:val="en-GB"/>
+        </w:rPr>
+        <w:t xml:space="preserve"> </w:t>
+      </w:r>
+      <w:proofErr w:type="spellStart"/>
+      <w:r>
+        <w:rPr>
+          <w:lang w:val="en-GB"/>
+        </w:rPr>
+        <w:t>alumno</w:t>
+      </w:r>
+      <w:proofErr w:type="spellEnd"/>
+      <w:r>
+        <w:rPr>
+          <w:lang w:val="en-GB"/>
+        </w:rPr>
+        <w:t xml:space="preserve"> -</w:t>
+      </w:r>
+      <w:proofErr w:type="spellStart"/>
+      <w:r>
+        <w:rPr>
+          <w:lang w:val="en-GB"/>
+        </w:rPr>
+        <w:t>NoPassword</w:t>
+      </w:r>
+      <w:proofErr w:type="spellEnd"/>
+      <w:r>
+        <w:rPr>
+          <w:lang w:val="en-GB"/>
+        </w:rPr>
+        <w:t>"</w:t>
+      </w:r>
+      <w:r>
+        <w:rPr>
+          <w:lang w:val="en-GB"/>
+        </w:rPr>
+        <w:br/>
+      </w:r>
+      <w:proofErr w:type="gramStart"/>
+      <w:r>
+        <w:rPr>
+          <w:lang w:val="en-GB"/>
+        </w:rPr>
         <w:t>);</w:t>
       </w:r>
-    </w:p>
-    <w:p>
-      <w:r>
-        <w:pict w14:anchorId="3BE652A5">
-          <v:rect id="_x0000_i1080" style="width:0;height:1.5pt" o:hralign="center" o:hrstd="t" o:hr="t" fillcolor="#a0a0a0" stroked="f"/>
-        </w:pict>
-      </w:r>
-    </w:p>
-    <w:p>
-      <w:pPr>
-        <w:rPr>
-          <w:lang w:val="en-GB"/>
-        </w:rPr>
-      </w:pPr>
-      <w:r>
-        <w:rPr>
-          <w:rFonts w:ascii="Segoe UI Emoji" w:hAnsi="Segoe UI Emoji" w:cs="Segoe UI Emoji"/>
-          <w:b/>
-          <w:bCs/>
-        </w:rPr>
-        <w:t>🚀</w:t>
-      </w:r>
-      <w:r>
-        <w:rPr>
-          <w:b/>
-          <w:bCs/>
-        </w:rPr>
-        <w:t xml:space="preserve"> </w:t>
-      </w:r>
-      <w:r>
-        <w:rPr>
-          <w:b/>
-          <w:bCs/>
-        </w:rPr>
-        <w:t>Ejercicio 6</w:t>
-      </w:r>
-      <w:r>
-        <w:rPr>
-          <w:b/>
-          <w:bCs/>
-        </w:rPr>
-        <w:t xml:space="preserve"> — </w:t>
-      </w:r>
-      <w:r>
-        <w:rPr>
-          <w:lang w:val="en-GB"/>
-        </w:rPr>
-        <w:t xml:space="preserve">Crear </w:t>
-      </w:r>
-      <w:proofErr w:type="spellStart"/>
-      <w:r>
-        <w:rPr>
-          <w:lang w:val="en-GB"/>
-        </w:rPr>
-        <w:t>usuario</w:t>
-      </w:r>
-      <w:proofErr w:type="spellEnd"/>
-      <w:r>
-        <w:rPr>
-          <w:lang w:val="en-GB"/>
-        </w:rPr>
-        <w:t>:</w:t>
-      </w:r>
-    </w:p>
-    <w:p>
-      <w:pPr>
-        <w:rPr>
-          <w:lang w:val="en-GB"/>
-        </w:rPr>
-      </w:pPr>
-      <w:proofErr w:type="spellStart"/>
-      <w:r>
-        <w:rPr>
-          <w:lang w:val="en-GB"/>
-        </w:rPr>
-        <w:t>ProcessBuilder</w:t>
-      </w:r>
-      <w:proofErr w:type="spellEnd"/>
-      <w:r>
-        <w:rPr>
-          <w:lang w:val="en-GB"/>
-        </w:rPr>
-        <w:t xml:space="preserve"> pb = new </w:t>
-      </w:r>
-      <w:proofErr w:type="spellStart"/>
-      <w:r>
-        <w:rPr>
-          <w:lang w:val="en-GB"/>
-        </w:rPr>
-        <w:t>ProcessBuilder</w:t>
-      </w:r>
-      <w:proofErr w:type="spellEnd"/>
-      <w:r>
-        <w:rPr>
-          <w:lang w:val="en-GB"/>
-        </w:rPr>
-        <w:t>(</w:t>
-      </w:r>
-      <w:r>
-        <w:rPr>
-          <w:lang w:val="en-GB"/>
-        </w:rPr>
-        <w:br/>
-        <w:t xml:space="preserve">        "powershell.exe",</w:t>
-      </w:r>
-      <w:r>
-        <w:rPr>
-          <w:lang w:val="en-GB"/>
-        </w:rPr>
-        <w:br/>
-        <w:t xml:space="preserve">        "-Command",</w:t>
-      </w:r>
-      <w:r>
-        <w:rPr>
-          <w:lang w:val="en-GB"/>
-        </w:rPr>
-        <w:br/>
-        <w:t xml:space="preserve">        "New-</w:t>
-      </w:r>
-      <w:proofErr w:type="spellStart"/>
-      <w:r>
-        <w:rPr>
-          <w:lang w:val="en-GB"/>
-        </w:rPr>
-        <w:t>LocalUser</w:t>
-      </w:r>
-      <w:proofErr w:type="spellEnd"/>
-      <w:r>
-        <w:rPr>
-          <w:lang w:val="en-GB"/>
-        </w:rPr>
-        <w:t xml:space="preserve"> </w:t>
-      </w:r>
-      <w:proofErr w:type="spellStart"/>
-      <w:r>
-        <w:rPr>
-          <w:lang w:val="en-GB"/>
-        </w:rPr>
-        <w:t>alumno</w:t>
-      </w:r>
-      <w:proofErr w:type="spellEnd"/>
-      <w:r>
-        <w:rPr>
-          <w:lang w:val="en-GB"/>
-        </w:rPr>
-        <w:t xml:space="preserve"> -</w:t>
-      </w:r>
-      <w:proofErr w:type="spellStart"/>
-      <w:r>
-        <w:rPr>
-          <w:lang w:val="en-GB"/>
-        </w:rPr>
-        <w:t>NoPassword</w:t>
-      </w:r>
-      <w:proofErr w:type="spellEnd"/>
-      <w:r>
-        <w:rPr>
-          <w:lang w:val="en-GB"/>
-        </w:rPr>
-        <w:t>"</w:t>
-      </w:r>
-      <w:r>
-        <w:rPr>
-          <w:lang w:val="en-GB"/>
-        </w:rPr>
-        <w:br/>
-        <w:t>);</w:t>
-      </w:r>
+      <w:proofErr w:type="gramEnd"/>
     </w:p>
     <w:p>
       <w:pPr>
@@ -2150,6 +2152,7 @@
   <w:style w:type="character" w:default="1" w:styleId="Fuentedeprrafopredeter">
     <w:name w:val="Default Paragraph Font"/>
     <w:uiPriority w:val="1"/>
+    <w:semiHidden/>
     <w:unhideWhenUsed/>
   </w:style>
   <w:style w:type="table" w:default="1" w:styleId="Tablanormal">
